--- a/docs/Lessons/Lesson 12 - Hearing It Happen/Keys/Lesson_12_Key_Unity.docx
+++ b/docs/Lessons/Lesson 12 - Hearing It Happen/Keys/Lesson_12_Key_Unity.docx
@@ -108,7 +108,7 @@
         <w:spacing w:after="160"/>
       </w:pPr>
       <w:r>
-        <w:t xml:space="preserve">Introducing a GameManager.instance singleton (mirroring Lesson 10's EnemySpawner.instance) specifically so static methods can reach an Inspector-assigned AudioSource, then using PlayOneShot() with three interchangeable clips for the round-ending sounds - genuinely new Unity technique, directly motivated by a real limitation (static methods can't see non-static Inspector fields without one).</w:t>
+        <w:t xml:space="preserve">No new Unity mechanism this week - GameManager.instance and AudioSource.PlayClipAtPoint() were already established in Lessons 6 and 8 (winSound, lifeLostSound, gameOverSound). This lesson adds one more Inspector-assigned AudioClip field (waveClip) in the exact same style and makes gameOverSound mandatory if it was skipped.</w:t>
       </w:r>
     </w:p>
     <w:p>
@@ -129,33 +129,33 @@
         <w:spacing w:after="60"/>
       </w:pPr>
       <w:r>
-        <w:t xml:space="preserve">GameManager.instance is new this week - if it didn't already exist for some other reason, this is the first time GameManager itself needs the singleton pattern, for exactly the reason EnemySpawner needed it in Lesson 10.</w:t>
-      </w:r>
-    </w:p>
-    <w:p>
-      <w:pPr>
-        <w:pStyle w:val="ListParagraph"/>
-        <w:numPr>
-          <w:ilvl w:val="0"/>
-          <w:numId w:val="2"/>
-        </w:numPr>
-        <w:spacing w:after="60"/>
-      </w:pPr>
-      <w:r>
-        <w:t xml:space="preserve">sfx_shoot and sfx_hit stay exactly where they were (Player's and Enemy prefab's own AudioSource components, from Lessons 3-4) - only the round-ending sounds get the new shared roundAudioSrc treatment.</w:t>
-      </w:r>
-    </w:p>
-    <w:p>
-      <w:pPr>
-        <w:pStyle w:val="ListParagraph"/>
-        <w:numPr>
-          <w:ilvl w:val="0"/>
-          <w:numId w:val="2"/>
-        </w:numPr>
-        <w:spacing w:after="60"/>
-      </w:pPr>
-      <w:r>
-        <w:t xml:space="preserve">PlayOneShot() (mentioned as a concept back in Lesson 2's key notes but not used until now) is the right call here specifically because it doesn't require checking .isPlaying first and layers naturally - a good payoff for a concept introduced early but not needed until this lesson.</w:t>
+        <w:t xml:space="preserve">waveClip is the one genuinely new field this week - an Inspector-assigned AudioClip on GameManager, reached through instance exactly like winSound/lifeLostSound/gameOverSound before it.</w:t>
+      </w:r>
+    </w:p>
+    <w:p>
+      <w:pPr>
+        <w:pStyle w:val="ListParagraph"/>
+        <w:numPr>
+          <w:ilvl w:val="0"/>
+          <w:numId w:val="2"/>
+        </w:numPr>
+        <w:spacing w:after="60"/>
+      </w:pPr>
+      <w:r>
+        <w:t xml:space="preserve">sfx_shoot and sfx_hit stay exactly where they were (Player's and Enemy prefab's own AudioSource components, from Lessons 3-4) - this lesson only touches GameManager's round-ending sounds.</w:t>
+      </w:r>
+    </w:p>
+    <w:p>
+      <w:pPr>
+        <w:pStyle w:val="ListParagraph"/>
+        <w:numPr>
+          <w:ilvl w:val="0"/>
+          <w:numId w:val="2"/>
+        </w:numPr>
+        <w:spacing w:after="60"/>
+      </w:pPr>
+      <w:r>
+        <w:t xml:space="preserve">gameOverSound, optional since Lesson 8, becomes mandatory starting today - if a student skipped it, this is the lesson where it has to go in.</w:t>
       </w:r>
     </w:p>
     <w:p>
@@ -176,20 +176,20 @@
         <w:spacing w:after="60"/>
       </w:pPr>
       <w:r>
-        <w:t xml:space="preserve">PlayOneShot() versus .Play(): .Play() (used for shoot/hit) replaces whatever the AudioSource was already playing, which is fine for sounds triggered from their own dedicated source; PlayOneShot() layers a clip on top without disturbing anything already playing, which is the right choice for a shared source that might be asked to play three different things.</w:t>
-      </w:r>
-    </w:p>
-    <w:p>
-      <w:pPr>
-        <w:pStyle w:val="ListParagraph"/>
-        <w:numPr>
-          <w:ilvl w:val="0"/>
-          <w:numId w:val="2"/>
-        </w:numPr>
-        <w:spacing w:after="60"/>
-      </w:pPr>
-      <w:r>
-        <w:t xml:space="preserve">Routing win/wave/lose through one shared instance rather than three separate GameObjects keeps the audio setup proportional to the game's actual complexity - three mutually-exclusive outcomes don't need three permanently-idle AudioSources.</w:t>
+        <w:t xml:space="preserve">Keeping every round-ending sound as its own small, Inspector-assigned AudioClip field (rather than one shared AudioSource swapping between clips) matches the project's established per-event pattern from Lessons 6 and 8, and keeps each addition trivially simple - one field, one clip, one PlayClipAtPoint() call.</w:t>
+      </w:r>
+    </w:p>
+    <w:p>
+      <w:pPr>
+        <w:pStyle w:val="ListParagraph"/>
+        <w:numPr>
+          <w:ilvl w:val="0"/>
+          <w:numId w:val="2"/>
+        </w:numPr>
+        <w:spacing w:after="60"/>
+      </w:pPr>
+      <w:r>
+        <w:t xml:space="preserve">This is a direct continuation of Lesson 8's audio setup, not a new system - adding waveClip is exactly the same two-step (add field, assign clip, call PlayClipAtPoint() at the right spot) students already did twice before.</w:t>
       </w:r>
     </w:p>
     <w:p>
@@ -210,20 +210,20 @@
         <w:spacing w:after="60"/>
       </w:pPr>
       <w:r>
-        <w:t xml:space="preserve">Ask students to trace why instance.roundAudioSrc would throw a NullReferenceException if Awake() hadn't run yet - a good concrete illustration of initialization order mattering, reinforcing why EnemySpawner.instance needed the same care in Lesson 10.</w:t>
-      </w:r>
-    </w:p>
-    <w:p>
-      <w:pPr>
-        <w:pStyle w:val="ListParagraph"/>
-        <w:numPr>
-          <w:ilvl w:val="0"/>
-          <w:numId w:val="2"/>
-        </w:numPr>
-        <w:spacing w:after="60"/>
-      </w:pPr>
-      <w:r>
-        <w:t xml:space="preserve">For students comparing engines: Godot's RoundSound.stream-swap and Unity's roundAudioSrc.PlayOneShot() solve the identical problem (one shared player, several possible outcomes) with genuinely different underlying tools - worth naming that cross-engine parallel explicitly.</w:t>
+        <w:t xml:space="preserve">Ask students to name the four round-ending sounds now living on GameManager (winSound, waveClip, lifeLostSound, gameOverSound) and, for each, the exact one-time event that triggers it.</w:t>
+      </w:r>
+    </w:p>
+    <w:p>
+      <w:pPr>
+        <w:pStyle w:val="ListParagraph"/>
+        <w:numPr>
+          <w:ilvl w:val="0"/>
+          <w:numId w:val="2"/>
+        </w:numPr>
+        <w:spacing w:after="60"/>
+      </w:pPr>
+      <w:r>
+        <w:t xml:space="preserve">For students comparing engines: Godot's parallel $WaveSound.play() this week is the same dedicated-per-event pattern, just reached through direct node references instead of a static singleton.</w:t>
       </w:r>
     </w:p>
     <w:p>
@@ -244,33 +244,33 @@
         <w:spacing w:after="60"/>
       </w:pPr>
       <w:r>
-        <w:t xml:space="preserve">Missing or misplaced instance = this; in Awake(), causing a null reference the first time any RegisterKill()/RegisterEscape() call tries to reach roundAudioSrc.</w:t>
-      </w:r>
-    </w:p>
-    <w:p>
-      <w:pPr>
-        <w:pStyle w:val="ListParagraph"/>
-        <w:numPr>
-          <w:ilvl w:val="0"/>
-          <w:numId w:val="2"/>
-        </w:numPr>
-        <w:spacing w:after="60"/>
-      </w:pPr>
-      <w:r>
-        <w:t xml:space="preserve">Placing the waveClip PlayOneShot() call outside the else branch, causing it to also fire on the true win.</w:t>
-      </w:r>
-    </w:p>
-    <w:p>
-      <w:pPr>
-        <w:pStyle w:val="ListParagraph"/>
-        <w:numPr>
-          <w:ilvl w:val="0"/>
-          <w:numId w:val="2"/>
-        </w:numPr>
-        <w:spacing w:after="60"/>
-      </w:pPr>
-      <w:r>
-        <w:t xml:space="preserve">Forgetting to drag the AudioClip assets onto GameManager's Inspector fields after adding them in code - a common 'it compiles but plays nothing' mistake.</w:t>
+        <w:t xml:space="preserve">Placing the waveClip PlayClipAtPoint() call outside the else branch, causing it to also fire on the true win.</w:t>
+      </w:r>
+    </w:p>
+    <w:p>
+      <w:pPr>
+        <w:pStyle w:val="ListParagraph"/>
+        <w:numPr>
+          <w:ilvl w:val="0"/>
+          <w:numId w:val="2"/>
+        </w:numPr>
+        <w:spacing w:after="60"/>
+      </w:pPr>
+      <w:r>
+        <w:t xml:space="preserve">Forgetting to drag the sfx_wave.wav asset onto GameManager's Inspector field after adding it in code - a common 'it compiles but plays nothing' mistake.</w:t>
+      </w:r>
+    </w:p>
+    <w:p>
+      <w:pPr>
+        <w:pStyle w:val="ListParagraph"/>
+        <w:numPr>
+          <w:ilvl w:val="0"/>
+          <w:numId w:val="2"/>
+        </w:numPr>
+        <w:spacing w:after="60"/>
+      </w:pPr>
+      <w:r>
+        <w:t xml:space="preserve">Skipping gameOverSound because it was optional before - it's mandatory as of this lesson.</w:t>
       </w:r>
     </w:p>
     <w:sectPr>
